--- a/SPOTLESS RIDE CAR WASH.docx
+++ b/SPOTLESS RIDE CAR WASH.docx
@@ -1876,12 +1876,6 @@
         <w:gridCol w:w="9080"/>
       </w:tblGrid>
       <w:tr>
-        <w:tblPrEx>
-          <w:tblCellMar>
-            <w:top w:w="0" w:type="dxa"/>
-            <w:bottom w:w="0" w:type="dxa"/>
-          </w:tblCellMar>
-        </w:tblPrEx>
         <w:trPr>
           <w:trHeight w:val="5"/>
         </w:trPr>
@@ -2842,12 +2836,6 @@
         <w:gridCol w:w="9080"/>
       </w:tblGrid>
       <w:tr>
-        <w:tblPrEx>
-          <w:tblCellMar>
-            <w:top w:w="0" w:type="dxa"/>
-            <w:bottom w:w="0" w:type="dxa"/>
-          </w:tblCellMar>
-        </w:tblPrEx>
         <w:trPr>
           <w:trHeight w:val="5"/>
         </w:trPr>
@@ -2941,12 +2929,6 @@
         <w:gridCol w:w="9080"/>
       </w:tblGrid>
       <w:tr>
-        <w:tblPrEx>
-          <w:tblCellMar>
-            <w:top w:w="0" w:type="dxa"/>
-            <w:bottom w:w="0" w:type="dxa"/>
-          </w:tblCellMar>
-        </w:tblPrEx>
         <w:trPr>
           <w:trHeight w:val="5"/>
         </w:trPr>
@@ -3082,12 +3064,6 @@
         <w:gridCol w:w="9080"/>
       </w:tblGrid>
       <w:tr>
-        <w:tblPrEx>
-          <w:tblCellMar>
-            <w:top w:w="0" w:type="dxa"/>
-            <w:bottom w:w="0" w:type="dxa"/>
-          </w:tblCellMar>
-        </w:tblPrEx>
         <w:trPr>
           <w:trHeight w:val="5"/>
         </w:trPr>
@@ -3167,12 +3143,6 @@
         <w:gridCol w:w="9080"/>
       </w:tblGrid>
       <w:tr>
-        <w:tblPrEx>
-          <w:tblCellMar>
-            <w:top w:w="0" w:type="dxa"/>
-            <w:bottom w:w="0" w:type="dxa"/>
-          </w:tblCellMar>
-        </w:tblPrEx>
         <w:trPr>
           <w:trHeight w:val="5"/>
         </w:trPr>
@@ -3854,12 +3824,6 @@
         <w:gridCol w:w="10056"/>
       </w:tblGrid>
       <w:tr>
-        <w:tblPrEx>
-          <w:tblCellMar>
-            <w:top w:w="0" w:type="dxa"/>
-            <w:bottom w:w="0" w:type="dxa"/>
-          </w:tblCellMar>
-        </w:tblPrEx>
         <w:trPr>
           <w:trHeight w:val="444"/>
         </w:trPr>
@@ -3909,12 +3873,6 @@
         <w:gridCol w:w="10056"/>
       </w:tblGrid>
       <w:tr>
-        <w:tblPrEx>
-          <w:tblCellMar>
-            <w:top w:w="0" w:type="dxa"/>
-            <w:bottom w:w="0" w:type="dxa"/>
-          </w:tblCellMar>
-        </w:tblPrEx>
         <w:trPr>
           <w:trHeight w:val="444"/>
         </w:trPr>
@@ -4005,12 +3963,6 @@
         <w:gridCol w:w="9972"/>
       </w:tblGrid>
       <w:tr>
-        <w:tblPrEx>
-          <w:tblCellMar>
-            <w:top w:w="0" w:type="dxa"/>
-            <w:bottom w:w="0" w:type="dxa"/>
-          </w:tblCellMar>
-        </w:tblPrEx>
         <w:trPr>
           <w:trHeight w:val="260"/>
         </w:trPr>
@@ -4195,21 +4147,16 @@
         </w:tblBorders>
         <w:tblLook w:val="0000" w:firstRow="0" w:lastRow="0" w:firstColumn="0" w:lastColumn="0" w:noHBand="0" w:noVBand="0"/>
       </w:tblPr>
-      <w:tblGrid/>
+      <w:tblGrid>
+        <w:gridCol w:w="9972"/>
+      </w:tblGrid>
       <w:tr>
-        <w:tblPrEx>
-          <w:tblCellMar>
-            <w:top w:w="0" w:type="dxa"/>
-            <w:bottom w:w="0" w:type="dxa"/>
-          </w:tblCellMar>
-        </w:tblPrEx>
         <w:trPr>
           <w:trHeight w:val="260"/>
         </w:trPr>
         <w:tc>
           <w:tcPr>
             <w:tcW w:w="9972" w:type="dxa"/>
-            <w:gridSpan w:val="0"/>
           </w:tcPr>
           <w:p>
             <w:pPr>
@@ -4239,12 +4186,6 @@
         <w:gridCol w:w="9551"/>
       </w:tblGrid>
       <w:tr>
-        <w:tblPrEx>
-          <w:tblCellMar>
-            <w:top w:w="0" w:type="dxa"/>
-            <w:bottom w:w="0" w:type="dxa"/>
-          </w:tblCellMar>
-        </w:tblPrEx>
         <w:trPr>
           <w:trHeight w:val="260"/>
         </w:trPr>
@@ -4483,21 +4424,16 @@
         </w:tblBorders>
         <w:tblLook w:val="0000" w:firstRow="0" w:lastRow="0" w:firstColumn="0" w:lastColumn="0" w:noHBand="0" w:noVBand="0"/>
       </w:tblPr>
-      <w:tblGrid/>
+      <w:tblGrid>
+        <w:gridCol w:w="9168"/>
+      </w:tblGrid>
       <w:tr>
-        <w:tblPrEx>
-          <w:tblCellMar>
-            <w:top w:w="0" w:type="dxa"/>
-            <w:bottom w:w="0" w:type="dxa"/>
-          </w:tblCellMar>
-        </w:tblPrEx>
         <w:trPr>
           <w:trHeight w:val="264"/>
         </w:trPr>
         <w:tc>
           <w:tcPr>
             <w:tcW w:w="9168" w:type="dxa"/>
-            <w:gridSpan w:val="0"/>
           </w:tcPr>
           <w:p>
             <w:pPr>
@@ -4530,12 +4466,6 @@
         <w:gridCol w:w="9168"/>
       </w:tblGrid>
       <w:tr>
-        <w:tblPrEx>
-          <w:tblCellMar>
-            <w:top w:w="0" w:type="dxa"/>
-            <w:bottom w:w="0" w:type="dxa"/>
-          </w:tblCellMar>
-        </w:tblPrEx>
         <w:trPr>
           <w:trHeight w:val="264"/>
         </w:trPr>
@@ -4702,12 +4632,6 @@
         <w:gridCol w:w="9168"/>
       </w:tblGrid>
       <w:tr>
-        <w:tblPrEx>
-          <w:tblCellMar>
-            <w:top w:w="0" w:type="dxa"/>
-            <w:bottom w:w="0" w:type="dxa"/>
-          </w:tblCellMar>
-        </w:tblPrEx>
         <w:trPr>
           <w:trHeight w:val="264"/>
         </w:trPr>
@@ -4918,21 +4842,16 @@
         </w:tblBorders>
         <w:tblLook w:val="0000" w:firstRow="0" w:lastRow="0" w:firstColumn="0" w:lastColumn="0" w:noHBand="0" w:noVBand="0"/>
       </w:tblPr>
-      <w:tblGrid/>
+      <w:tblGrid>
+        <w:gridCol w:w="10044"/>
+      </w:tblGrid>
       <w:tr>
-        <w:tblPrEx>
-          <w:tblCellMar>
-            <w:top w:w="0" w:type="dxa"/>
-            <w:bottom w:w="0" w:type="dxa"/>
-          </w:tblCellMar>
-        </w:tblPrEx>
         <w:trPr>
           <w:trHeight w:val="276"/>
         </w:trPr>
         <w:tc>
           <w:tcPr>
             <w:tcW w:w="10044" w:type="dxa"/>
-            <w:gridSpan w:val="0"/>
           </w:tcPr>
           <w:p>
             <w:pPr>
@@ -4962,12 +4881,6 @@
         <w:gridCol w:w="9744"/>
       </w:tblGrid>
       <w:tr>
-        <w:tblPrEx>
-          <w:tblCellMar>
-            <w:top w:w="0" w:type="dxa"/>
-            <w:bottom w:w="0" w:type="dxa"/>
-          </w:tblCellMar>
-        </w:tblPrEx>
         <w:trPr>
           <w:trHeight w:val="336"/>
         </w:trPr>
@@ -5044,6 +4957,66 @@
           <w:lang w:val="en-US"/>
         </w:rPr>
         <w:br/>
+      </w:r>
+      <w:r>
+        <w:rPr>
+          <w:lang w:val="en-US"/>
+        </w:rPr>
+        <w:lastRenderedPageBreak/>
+        <w:t>HIGH FEDILITY PAGE TEMPLATE</w:t>
+      </w:r>
+      <w:r>
+        <w:rPr>
+          <w:lang w:val="en-US"/>
+        </w:rPr>
+        <w:br/>
+      </w:r>
+      <w:r>
+        <w:rPr>
+          <w:noProof/>
+          <w:lang w:val="en-US"/>
+        </w:rPr>
+        <w:drawing>
+          <wp:inline distT="0" distB="0" distL="0" distR="0" wp14:anchorId="30DB0231" wp14:editId="29B741EF">
+            <wp:extent cx="5731510" cy="5998210"/>
+            <wp:effectExtent l="0" t="0" r="2540" b="2540"/>
+            <wp:docPr id="1716150469" name="Picture 10"/>
+            <wp:cNvGraphicFramePr>
+              <a:graphicFrameLocks xmlns:a="http://schemas.openxmlformats.org/drawingml/2006/main" noChangeAspect="1"/>
+            </wp:cNvGraphicFramePr>
+            <a:graphic xmlns:a="http://schemas.openxmlformats.org/drawingml/2006/main">
+              <a:graphicData uri="http://schemas.openxmlformats.org/drawingml/2006/picture">
+                <pic:pic xmlns:pic="http://schemas.openxmlformats.org/drawingml/2006/picture">
+                  <pic:nvPicPr>
+                    <pic:cNvPr id="1716150469" name="Picture 1716150469"/>
+                    <pic:cNvPicPr/>
+                  </pic:nvPicPr>
+                  <pic:blipFill>
+                    <a:blip r:embed="rId7">
+                      <a:extLst>
+                        <a:ext uri="{28A0092B-C50C-407E-A947-70E740481C1C}">
+                          <a14:useLocalDpi xmlns:a14="http://schemas.microsoft.com/office/drawing/2010/main" val="0"/>
+                        </a:ext>
+                      </a:extLst>
+                    </a:blip>
+                    <a:stretch>
+                      <a:fillRect/>
+                    </a:stretch>
+                  </pic:blipFill>
+                  <pic:spPr>
+                    <a:xfrm>
+                      <a:off x="0" y="0"/>
+                      <a:ext cx="5731510" cy="5998210"/>
+                    </a:xfrm>
+                    <a:prstGeom prst="rect">
+                      <a:avLst/>
+                    </a:prstGeom>
+                  </pic:spPr>
+                </pic:pic>
+              </a:graphicData>
+            </a:graphic>
+          </wp:inline>
+        </w:drawing>
       </w:r>
     </w:p>
     <w:p>
